--- a/docs/questions/qs-introtoalgebraicfractions.docx
+++ b/docs/questions/qs-introtoalgebraicfractions.docx
@@ -67,10 +67,41 @@
           <w:i/>
           <w:iCs/>
         </w:rPr>
-        <w:t xml:space="preserve">.</w:t>
-      </w:r>
-    </w:p>
-    <w:bookmarkStart w:id="21" w:name="q1"/>
+        <w:t xml:space="preserve">. You may also find reading</w:t>
+      </w:r>
+      <w:r>
+        <w:rPr>
+          <w:i/>
+          <w:iCs/>
+        </w:rPr>
+        <w:t xml:space="preserve"> </w:t>
+      </w:r>
+      <w:hyperlink r:id="rId21">
+        <w:r>
+          <w:rPr>
+            <w:rStyle w:val="Hyperlink"/>
+            <w:i/>
+            <w:iCs/>
+          </w:rPr>
+          <w:t xml:space="preserve">Guide: Factorization</w:t>
+        </w:r>
+      </w:hyperlink>
+      <w:r>
+        <w:rPr>
+          <w:i/>
+          <w:iCs/>
+        </w:rPr>
+        <w:t xml:space="preserve"> </w:t>
+      </w:r>
+      <w:r>
+        <w:rPr>
+          <w:i/>
+          <w:iCs/>
+        </w:rPr>
+        <w:t xml:space="preserve">useful.</w:t>
+      </w:r>
+    </w:p>
+    <w:bookmarkStart w:id="22" w:name="q1"/>
     <w:p>
       <w:pPr>
         <w:pStyle w:val="Heading2"/>
@@ -84,21 +115,7 @@
         <w:pStyle w:val="FirstParagraph"/>
       </w:pPr>
       <w:r>
-        <w:t xml:space="preserve">For each algebraic fraction, state the restriction(s) on the denominator (the value(s) of</w:t>
-      </w:r>
-      <w:r>
-        <w:t xml:space="preserve"> </w:t>
-      </w:r>
-      <m:oMath>
-        <m:r>
-          <m:t>x</m:t>
-        </m:r>
-      </m:oMath>
-      <w:r>
-        <w:t xml:space="preserve"> </w:t>
-      </w:r>
-      <w:r>
-        <w:t xml:space="preserve">for which the fraction is undefined).</w:t>
+        <w:t xml:space="preserve">For each algebraic fraction, state the restriction(s) on the denominator.</w:t>
       </w:r>
     </w:p>
     <w:p>
@@ -241,7 +258,7 @@
           </m:fPr>
           <m:num>
             <m:r>
-              <m:t>x</m:t>
+              <m:t>y</m:t>
             </m:r>
             <m:r>
               <m:rPr>
@@ -255,7 +272,7 @@
           </m:num>
           <m:den>
             <m:r>
-              <m:t>x</m:t>
+              <m:t>y</m:t>
             </m:r>
             <m:r>
               <m:rPr>
@@ -349,7 +366,7 @@
           </m:fPr>
           <m:num>
             <m:r>
-              <m:t>x</m:t>
+              <m:t>t</m:t>
             </m:r>
             <m:r>
               <m:rPr>
@@ -371,7 +388,7 @@
               </m:dPr>
               <m:e>
                 <m:r>
-                  <m:t>x</m:t>
+                  <m:t>t</m:t>
                 </m:r>
                 <m:r>
                   <m:rPr>
@@ -393,7 +410,7 @@
               </m:dPr>
               <m:e>
                 <m:r>
-                  <m:t>x</m:t>
+                  <m:t>t</m:t>
                 </m:r>
                 <m:r>
                   <m:rPr>
@@ -550,14 +567,14 @@
           </m:fPr>
           <m:num>
             <m:r>
-              <m:t>x</m:t>
+              <m:t>b</m:t>
             </m:r>
           </m:num>
           <m:den>
             <m:sSup>
               <m:e>
                 <m:r>
-                  <m:t>x</m:t>
+                  <m:t>b</m:t>
                 </m:r>
               </m:e>
               <m:sup>
@@ -576,7 +593,7 @@
               <m:t>4</m:t>
             </m:r>
             <m:r>
-              <m:t>x</m:t>
+              <m:t>b</m:t>
             </m:r>
           </m:den>
         </m:f>
@@ -753,10 +770,7 @@
           </m:fPr>
           <m:num>
             <m:r>
-              <m:t>2</m:t>
-            </m:r>
-            <m:r>
-              <m:t>x</m:t>
+              <m:t>z</m:t>
             </m:r>
             <m:r>
               <m:rPr>
@@ -772,7 +786,7 @@
             <m:sSup>
               <m:e>
                 <m:r>
-                  <m:t>x</m:t>
+                  <m:t>z</m:t>
                 </m:r>
               </m:e>
               <m:sup>
@@ -791,7 +805,7 @@
               <m:t>2</m:t>
             </m:r>
             <m:r>
-              <m:t>x</m:t>
+              <m:t>z</m:t>
             </m:r>
             <m:r>
               <m:rPr>
@@ -806,8 +820,8 @@
         </m:f>
       </m:oMath>
     </w:p>
-    <w:bookmarkEnd w:id="21"/>
-    <w:bookmarkStart w:id="22" w:name="q2"/>
+    <w:bookmarkEnd w:id="22"/>
+    <w:bookmarkStart w:id="23" w:name="q2"/>
     <w:p>
       <w:pPr>
         <w:pStyle w:val="Heading2"/>
@@ -821,7 +835,7 @@
         <w:pStyle w:val="FirstParagraph"/>
       </w:pPr>
       <w:r>
-        <w:t xml:space="preserve">Find the missing value</w:t>
+        <w:t xml:space="preserve">In each of the following, find the missing value</w:t>
       </w:r>
       <w:r>
         <w:t xml:space="preserve"> </w:t>
@@ -921,7 +935,7 @@
           </m:num>
           <m:den>
             <m:r>
-              <m:t>x</m:t>
+              <m:t>t</m:t>
             </m:r>
           </m:den>
         </m:f>
@@ -971,7 +985,7 @@
           </m:fPr>
           <m:num>
             <m:r>
-              <m:t>x</m:t>
+              <m:t>a</m:t>
             </m:r>
             <m:r>
               <m:rPr>
@@ -1179,7 +1193,7 @@
           </m:fPr>
           <m:num>
             <m:r>
-              <m:t>x</m:t>
+              <m:t>t</m:t>
             </m:r>
             <m:r>
               <m:rPr>
@@ -1193,7 +1207,7 @@
           </m:num>
           <m:den>
             <m:r>
-              <m:t>x</m:t>
+              <m:t>t</m:t>
             </m:r>
           </m:den>
         </m:f>
@@ -1220,7 +1234,7 @@
               <m:t>2</m:t>
             </m:r>
             <m:r>
-              <m:t>x</m:t>
+              <m:t>t</m:t>
             </m:r>
           </m:den>
         </m:f>
@@ -1251,7 +1265,7 @@
           </m:num>
           <m:den>
             <m:r>
-              <m:t>x</m:t>
+              <m:t>y</m:t>
             </m:r>
             <m:r>
               <m:rPr>
@@ -1488,7 +1502,7 @@
               <m:t>2</m:t>
             </m:r>
             <m:r>
-              <m:t>x</m:t>
+              <m:t>z</m:t>
             </m:r>
             <m:r>
               <m:rPr>
@@ -1502,7 +1516,7 @@
           </m:num>
           <m:den>
             <m:r>
-              <m:t>x</m:t>
+              <m:t>z</m:t>
             </m:r>
             <m:r>
               <m:rPr>
@@ -1546,7 +1560,7 @@
               </m:dPr>
               <m:e>
                 <m:r>
-                  <m:t>x</m:t>
+                  <m:t>z</m:t>
                 </m:r>
                 <m:r>
                   <m:rPr>
@@ -1660,12 +1674,12 @@
           </m:fPr>
           <m:num>
             <m:r>
-              <m:t>x</m:t>
-            </m:r>
-          </m:num>
-          <m:den>
-            <m:r>
-              <m:t>x</m:t>
+              <m:t>r</m:t>
+            </m:r>
+          </m:num>
+          <m:den>
+            <m:r>
+              <m:t>r</m:t>
             </m:r>
             <m:r>
               <m:rPr>
@@ -1690,7 +1704,7 @@
           </m:fPr>
           <m:num>
             <m:r>
-              <m:t>x</m:t>
+              <m:t>r</m:t>
             </m:r>
             <m:d>
               <m:dPr>
@@ -1701,7 +1715,7 @@
               </m:dPr>
               <m:e>
                 <m:r>
-                  <m:t>x</m:t>
+                  <m:t>r</m:t>
                 </m:r>
                 <m:r>
                   <m:rPr>
@@ -1938,12 +1952,12 @@
               <m:t>−</m:t>
             </m:r>
             <m:r>
-              <m:t>x</m:t>
-            </m:r>
-          </m:num>
-          <m:den>
-            <m:r>
-              <m:t>x</m:t>
+              <m:t>z</m:t>
+            </m:r>
+          </m:num>
+          <m:den>
+            <m:r>
+              <m:t>z</m:t>
             </m:r>
             <m:r>
               <m:rPr>
@@ -1993,7 +2007,7 @@
               </m:dPr>
               <m:e>
                 <m:r>
-                  <m:t>x</m:t>
+                  <m:t>z</m:t>
                 </m:r>
                 <m:r>
                   <m:rPr>
@@ -2010,8 +2024,8 @@
         </m:f>
       </m:oMath>
     </w:p>
-    <w:bookmarkEnd w:id="22"/>
-    <w:bookmarkStart w:id="24" w:name="q3"/>
+    <w:bookmarkEnd w:id="23"/>
+    <w:bookmarkStart w:id="25" w:name="q3"/>
     <w:p>
       <w:pPr>
         <w:pStyle w:val="Heading2"/>
@@ -2051,7 +2065,7 @@
               <m:t>8</m:t>
             </m:r>
             <m:r>
-              <m:t>x</m:t>
+              <m:t>y</m:t>
             </m:r>
           </m:num>
           <m:den>
@@ -2059,7 +2073,7 @@
               <m:t>12</m:t>
             </m:r>
             <m:r>
-              <m:t>x</m:t>
+              <m:t>y</m:t>
             </m:r>
           </m:den>
         </m:f>
@@ -2133,7 +2147,7 @@
             <m:sSup>
               <m:e>
                 <m:r>
-                  <m:t>x</m:t>
+                  <m:t>n</m:t>
                 </m:r>
               </m:e>
               <m:sup>
@@ -2152,12 +2166,12 @@
               <m:t>4</m:t>
             </m:r>
             <m:r>
-              <m:t>x</m:t>
-            </m:r>
-          </m:num>
-          <m:den>
-            <m:r>
-              <m:t>x</m:t>
+              <m:t>n</m:t>
+            </m:r>
+          </m:num>
+          <m:den>
+            <m:r>
+              <m:t>n</m:t>
             </m:r>
           </m:den>
         </m:f>
@@ -2286,7 +2300,7 @@
             <m:sSup>
               <m:e>
                 <m:r>
-                  <m:t>x</m:t>
+                  <m:t>m</m:t>
                 </m:r>
               </m:e>
               <m:sup>
@@ -2307,7 +2321,7 @@
           </m:num>
           <m:den>
             <m:r>
-              <m:t>x</m:t>
+              <m:t>m</m:t>
             </m:r>
             <m:r>
               <m:rPr>
@@ -2472,7 +2486,7 @@
             <m:sSup>
               <m:e>
                 <m:r>
-                  <m:t>x</m:t>
+                  <m:t>z</m:t>
                 </m:r>
               </m:e>
               <m:sup>
@@ -2491,7 +2505,7 @@
               <m:t>3</m:t>
             </m:r>
             <m:r>
-              <m:t>x</m:t>
+              <m:t>z</m:t>
             </m:r>
             <m:r>
               <m:rPr>
@@ -2505,7 +2519,7 @@
           </m:num>
           <m:den>
             <m:r>
-              <m:t>x</m:t>
+              <m:t>z</m:t>
             </m:r>
             <m:r>
               <m:rPr>
@@ -2615,7 +2629,7 @@
             <m:sSup>
               <m:e>
                 <m:r>
-                  <m:t>x</m:t>
+                  <m:t>y</m:t>
                 </m:r>
               </m:e>
               <m:sup>
@@ -2634,7 +2648,7 @@
               <m:t>10</m:t>
             </m:r>
             <m:r>
-              <m:t>x</m:t>
+              <m:t>y</m:t>
             </m:r>
             <m:r>
               <m:rPr>
@@ -2648,7 +2662,7 @@
           </m:num>
           <m:den>
             <m:r>
-              <m:t>x</m:t>
+              <m:t>y</m:t>
             </m:r>
             <m:r>
               <m:rPr>
@@ -2804,7 +2818,7 @@
             <m:sSup>
               <m:e>
                 <m:r>
-                  <m:t>x</m:t>
+                  <m:t>c</m:t>
                 </m:r>
               </m:e>
               <m:sup>
@@ -2823,14 +2837,14 @@
               <m:t>4</m:t>
             </m:r>
             <m:r>
-              <m:t>x</m:t>
+              <m:t>c</m:t>
             </m:r>
           </m:num>
           <m:den>
             <m:sSup>
               <m:e>
                 <m:r>
-                  <m:t>x</m:t>
+                  <m:t>c</m:t>
                 </m:r>
               </m:e>
               <m:sup>
@@ -2874,7 +2888,7 @@
             <m:sSup>
               <m:e>
                 <m:r>
-                  <m:t>x</m:t>
+                  <m:t>A</m:t>
                 </m:r>
               </m:e>
               <m:sup>
@@ -2893,7 +2907,7 @@
               <m:t>3</m:t>
             </m:r>
             <m:r>
-              <m:t>x</m:t>
+              <m:t>A</m:t>
             </m:r>
             <m:r>
               <m:rPr>
@@ -2909,7 +2923,7 @@
             <m:sSup>
               <m:e>
                 <m:r>
-                  <m:t>x</m:t>
+                  <m:t>A</m:t>
                 </m:r>
               </m:e>
               <m:sup>
@@ -2942,7 +2956,7 @@
       <w:pPr>
         <w:pStyle w:val="FirstParagraph"/>
       </w:pPr>
-      <w:hyperlink r:id="rId23">
+      <w:hyperlink r:id="rId24">
         <w:r>
           <w:rPr>
             <w:rStyle w:val="Hyperlink"/>
@@ -2958,8 +2972,8 @@
         </w:pict>
       </w:r>
     </w:p>
-    <w:bookmarkEnd w:id="24"/>
-    <w:bookmarkStart w:id="26" w:name="version-history-and-licensing"/>
+    <w:bookmarkEnd w:id="25"/>
+    <w:bookmarkStart w:id="27" w:name="version-history-and-licensing"/>
     <w:p>
       <w:pPr>
         <w:pStyle w:val="Heading2"/>
@@ -2980,7 +2994,7 @@
       <w:pPr>
         <w:pStyle w:val="BodyText"/>
       </w:pPr>
-      <w:hyperlink r:id="rId25">
+      <w:hyperlink r:id="rId26">
         <w:r>
           <w:rPr>
             <w:rStyle w:val="Hyperlink"/>
@@ -2989,7 +3003,7 @@
         </w:r>
       </w:hyperlink>
     </w:p>
-    <w:bookmarkEnd w:id="26"/>
+    <w:bookmarkEnd w:id="27"/>
     <w:sectPr>
       <w:pgSz w:h="15840" w:w="12240"/>
       <w:pgMar w:bottom="1440" w:footer="720" w:gutter="0" w:header="720" w:left="1440" w:right="1440" w:top="1440"/>

--- a/docs/questions/qs-introtoalgebraicfractions.docx
+++ b/docs/questions/qs-introtoalgebraicfractions.docx
@@ -52,7 +52,7 @@
         </w:rPr>
         <w:t xml:space="preserve"> </w:t>
       </w:r>
-      <w:hyperlink r:id="rId20">
+      <w:hyperlink r:id="rId9">
         <w:r>
           <w:rPr>
             <w:rStyle w:val="Hyperlink"/>
@@ -76,7 +76,7 @@
         </w:rPr>
         <w:t xml:space="preserve"> </w:t>
       </w:r>
-      <w:hyperlink r:id="rId21">
+      <w:hyperlink r:id="rId10">
         <w:r>
           <w:rPr>
             <w:rStyle w:val="Hyperlink"/>
@@ -101,7 +101,7 @@
         <w:t xml:space="preserve">useful.</w:t>
       </w:r>
     </w:p>
-    <w:bookmarkStart w:id="22" w:name="q1"/>
+    <w:bookmarkStart w:id="11" w:name="q1"/>
     <w:p>
       <w:pPr>
         <w:pStyle w:val="Heading2"/>
@@ -317,31 +317,33 @@
             <m:r>
               <m:t>x</m:t>
             </m:r>
-            <m:d>
-              <m:dPr>
-                <m:begChr m:val="("/>
-                <m:sepChr m:val=""/>
-                <m:endChr m:val=")"/>
-                <m:grow/>
-              </m:dPr>
-              <m:e>
-                <m:r>
-                  <m:t>3</m:t>
-                </m:r>
-                <m:r>
-                  <m:t>x</m:t>
-                </m:r>
-                <m:r>
-                  <m:rPr>
-                    <m:sty m:val="p"/>
-                  </m:rPr>
-                  <m:t>−</m:t>
-                </m:r>
-                <m:r>
-                  <m:t>2</m:t>
-                </m:r>
-              </m:e>
-            </m:d>
+            <m:r>
+              <m:rPr>
+                <m:sty m:val="p"/>
+              </m:rPr>
+              <m:t>(</m:t>
+            </m:r>
+            <m:r>
+              <m:t>3</m:t>
+            </m:r>
+            <m:r>
+              <m:t>x</m:t>
+            </m:r>
+            <m:r>
+              <m:rPr>
+                <m:sty m:val="p"/>
+              </m:rPr>
+              <m:t>−</m:t>
+            </m:r>
+            <m:r>
+              <m:t>2</m:t>
+            </m:r>
+            <m:r>
+              <m:rPr>
+                <m:sty m:val="p"/>
+              </m:rPr>
+              <m:t>)</m:t>
+            </m:r>
           </m:den>
         </m:f>
       </m:oMath>
@@ -379,50 +381,54 @@
             </m:r>
           </m:num>
           <m:den>
-            <m:d>
-              <m:dPr>
-                <m:begChr m:val="("/>
-                <m:sepChr m:val=""/>
-                <m:endChr m:val=")"/>
-                <m:grow/>
-              </m:dPr>
-              <m:e>
-                <m:r>
-                  <m:t>t</m:t>
-                </m:r>
-                <m:r>
-                  <m:rPr>
-                    <m:sty m:val="p"/>
-                  </m:rPr>
-                  <m:t>+</m:t>
-                </m:r>
-                <m:r>
-                  <m:t>2</m:t>
-                </m:r>
-              </m:e>
-            </m:d>
-            <m:d>
-              <m:dPr>
-                <m:begChr m:val="("/>
-                <m:sepChr m:val=""/>
-                <m:endChr m:val=")"/>
-                <m:grow/>
-              </m:dPr>
-              <m:e>
-                <m:r>
-                  <m:t>t</m:t>
-                </m:r>
-                <m:r>
-                  <m:rPr>
-                    <m:sty m:val="p"/>
-                  </m:rPr>
-                  <m:t>−</m:t>
-                </m:r>
-                <m:r>
-                  <m:t>3</m:t>
-                </m:r>
-              </m:e>
-            </m:d>
+            <m:r>
+              <m:rPr>
+                <m:sty m:val="p"/>
+              </m:rPr>
+              <m:t>(</m:t>
+            </m:r>
+            <m:r>
+              <m:t>t</m:t>
+            </m:r>
+            <m:r>
+              <m:rPr>
+                <m:sty m:val="p"/>
+              </m:rPr>
+              <m:t>+</m:t>
+            </m:r>
+            <m:r>
+              <m:t>2</m:t>
+            </m:r>
+            <m:r>
+              <m:rPr>
+                <m:sty m:val="p"/>
+              </m:rPr>
+              <m:t>)</m:t>
+            </m:r>
+            <m:r>
+              <m:rPr>
+                <m:sty m:val="p"/>
+              </m:rPr>
+              <m:t>(</m:t>
+            </m:r>
+            <m:r>
+              <m:t>t</m:t>
+            </m:r>
+            <m:r>
+              <m:rPr>
+                <m:sty m:val="p"/>
+              </m:rPr>
+              <m:t>−</m:t>
+            </m:r>
+            <m:r>
+              <m:t>3</m:t>
+            </m:r>
+            <m:r>
+              <m:rPr>
+                <m:sty m:val="p"/>
+              </m:rPr>
+              <m:t>)</m:t>
+            </m:r>
           </m:den>
         </m:f>
       </m:oMath>
@@ -512,30 +518,32 @@
             </m:r>
           </m:num>
           <m:den>
+            <m:r>
+              <m:rPr>
+                <m:sty m:val="p"/>
+              </m:rPr>
+              <m:t>(</m:t>
+            </m:r>
+            <m:r>
+              <m:t>x</m:t>
+            </m:r>
+            <m:r>
+              <m:rPr>
+                <m:sty m:val="p"/>
+              </m:rPr>
+              <m:t>−</m:t>
+            </m:r>
+            <m:r>
+              <m:t>1</m:t>
+            </m:r>
             <m:sSup>
               <m:e>
-                <m:d>
-                  <m:dPr>
-                    <m:begChr m:val="("/>
-                    <m:sepChr m:val=""/>
-                    <m:endChr m:val=")"/>
-                    <m:grow/>
-                  </m:dPr>
-                  <m:e>
-                    <m:r>
-                      <m:t>x</m:t>
-                    </m:r>
-                    <m:r>
-                      <m:rPr>
-                        <m:sty m:val="p"/>
-                      </m:rPr>
-                      <m:t>−</m:t>
-                    </m:r>
-                    <m:r>
-                      <m:t>1</m:t>
-                    </m:r>
-                  </m:e>
-                </m:d>
+                <m:r>
+                  <m:rPr>
+                    <m:sty m:val="p"/>
+                  </m:rPr>
+                  <m:t>)</m:t>
+                </m:r>
               </m:e>
               <m:sup>
                 <m:r>
@@ -623,53 +631,57 @@
             </m:r>
           </m:num>
           <m:den>
-            <m:d>
-              <m:dPr>
-                <m:begChr m:val="("/>
-                <m:sepChr m:val=""/>
-                <m:endChr m:val=")"/>
-                <m:grow/>
-              </m:dPr>
-              <m:e>
-                <m:r>
-                  <m:t>x</m:t>
-                </m:r>
-                <m:r>
-                  <m:rPr>
-                    <m:sty m:val="p"/>
-                  </m:rPr>
-                  <m:t>+</m:t>
-                </m:r>
-                <m:r>
-                  <m:t>3</m:t>
-                </m:r>
-              </m:e>
-            </m:d>
-            <m:d>
-              <m:dPr>
-                <m:begChr m:val="("/>
-                <m:sepChr m:val=""/>
-                <m:endChr m:val=")"/>
-                <m:grow/>
-              </m:dPr>
-              <m:e>
-                <m:r>
-                  <m:t>2</m:t>
-                </m:r>
-                <m:r>
-                  <m:t>x</m:t>
-                </m:r>
-                <m:r>
-                  <m:rPr>
-                    <m:sty m:val="p"/>
-                  </m:rPr>
-                  <m:t>−</m:t>
-                </m:r>
-                <m:r>
-                  <m:t>5</m:t>
-                </m:r>
-              </m:e>
-            </m:d>
+            <m:r>
+              <m:rPr>
+                <m:sty m:val="p"/>
+              </m:rPr>
+              <m:t>(</m:t>
+            </m:r>
+            <m:r>
+              <m:t>x</m:t>
+            </m:r>
+            <m:r>
+              <m:rPr>
+                <m:sty m:val="p"/>
+              </m:rPr>
+              <m:t>+</m:t>
+            </m:r>
+            <m:r>
+              <m:t>3</m:t>
+            </m:r>
+            <m:r>
+              <m:rPr>
+                <m:sty m:val="p"/>
+              </m:rPr>
+              <m:t>)</m:t>
+            </m:r>
+            <m:r>
+              <m:rPr>
+                <m:sty m:val="p"/>
+              </m:rPr>
+              <m:t>(</m:t>
+            </m:r>
+            <m:r>
+              <m:t>2</m:t>
+            </m:r>
+            <m:r>
+              <m:t>x</m:t>
+            </m:r>
+            <m:r>
+              <m:rPr>
+                <m:sty m:val="p"/>
+              </m:rPr>
+              <m:t>−</m:t>
+            </m:r>
+            <m:r>
+              <m:t>5</m:t>
+            </m:r>
+            <m:r>
+              <m:rPr>
+                <m:sty m:val="p"/>
+              </m:rPr>
+              <m:t>)</m:t>
+            </m:r>
           </m:den>
         </m:f>
       </m:oMath>
@@ -820,8 +832,8 @@
         </m:f>
       </m:oMath>
     </w:p>
-    <w:bookmarkEnd w:id="22"/>
-    <w:bookmarkStart w:id="23" w:name="q2"/>
+    <w:bookmarkEnd w:id="11"/>
+    <w:bookmarkStart w:id="12" w:name="q2"/>
     <w:p>
       <w:pPr>
         <w:pStyle w:val="Heading2"/>
@@ -1147,683 +1159,697 @@
             <m:r>
               <m:t>2</m:t>
             </m:r>
-            <m:d>
-              <m:dPr>
-                <m:begChr m:val="("/>
-                <m:sepChr m:val=""/>
-                <m:endChr m:val=")"/>
-                <m:grow/>
-              </m:dPr>
+            <m:r>
+              <m:rPr>
+                <m:sty m:val="p"/>
+              </m:rPr>
+              <m:t>(</m:t>
+            </m:r>
+            <m:r>
+              <m:t>x</m:t>
+            </m:r>
+            <m:r>
+              <m:rPr>
+                <m:sty m:val="p"/>
+              </m:rPr>
+              <m:t>+</m:t>
+            </m:r>
+            <m:r>
+              <m:t>2</m:t>
+            </m:r>
+            <m:r>
+              <m:rPr>
+                <m:sty m:val="p"/>
+              </m:rPr>
+              <m:t>)</m:t>
+            </m:r>
+          </m:den>
+        </m:f>
+      </m:oMath>
+    </w:p>
+    <w:p>
+      <w:pPr>
+        <w:pStyle w:val="BodyText"/>
+      </w:pPr>
+      <w:r>
+        <w:t xml:space="preserve">2.6.</w:t>
+      </w:r>
+      <w:r>
+        <w:t xml:space="preserve"> </w:t>
+      </w:r>
+      <m:oMath>
+        <m:r>
+          <m:t> </m:t>
+        </m:r>
+        <m:f>
+          <m:fPr>
+            <m:type m:val="bar"/>
+          </m:fPr>
+          <m:num>
+            <m:r>
+              <m:t>t</m:t>
+            </m:r>
+            <m:r>
+              <m:rPr>
+                <m:sty m:val="p"/>
+              </m:rPr>
+              <m:t>−</m:t>
+            </m:r>
+            <m:r>
+              <m:t>3</m:t>
+            </m:r>
+          </m:num>
+          <m:den>
+            <m:r>
+              <m:t>t</m:t>
+            </m:r>
+          </m:den>
+        </m:f>
+        <m:r>
+          <m:rPr>
+            <m:sty m:val="p"/>
+          </m:rPr>
+          <m:t>=</m:t>
+        </m:r>
+        <m:f>
+          <m:fPr>
+            <m:type m:val="bar"/>
+          </m:fPr>
+          <m:num>
+            <m:r>
+              <m:rPr>
+                <m:sty m:val="p"/>
+              </m:rPr>
+              <m:t>?</m:t>
+            </m:r>
+          </m:num>
+          <m:den>
+            <m:r>
+              <m:t>2</m:t>
+            </m:r>
+            <m:r>
+              <m:t>t</m:t>
+            </m:r>
+          </m:den>
+        </m:f>
+      </m:oMath>
+    </w:p>
+    <w:p>
+      <w:pPr>
+        <w:pStyle w:val="BodyText"/>
+      </w:pPr>
+      <w:r>
+        <w:t xml:space="preserve">2.7.</w:t>
+      </w:r>
+      <w:r>
+        <w:t xml:space="preserve"> </w:t>
+      </w:r>
+      <m:oMath>
+        <m:r>
+          <m:t> </m:t>
+        </m:r>
+        <m:f>
+          <m:fPr>
+            <m:type m:val="bar"/>
+          </m:fPr>
+          <m:num>
+            <m:r>
+              <m:t>4</m:t>
+            </m:r>
+          </m:num>
+          <m:den>
+            <m:r>
+              <m:t>y</m:t>
+            </m:r>
+            <m:r>
+              <m:rPr>
+                <m:sty m:val="p"/>
+              </m:rPr>
+              <m:t>−</m:t>
+            </m:r>
+            <m:r>
+              <m:t>1</m:t>
+            </m:r>
+          </m:den>
+        </m:f>
+        <m:r>
+          <m:rPr>
+            <m:sty m:val="p"/>
+          </m:rPr>
+          <m:t>=</m:t>
+        </m:r>
+        <m:f>
+          <m:fPr>
+            <m:type m:val="bar"/>
+          </m:fPr>
+          <m:num>
+            <m:r>
+              <m:t>12</m:t>
+            </m:r>
+          </m:num>
+          <m:den>
+            <m:r>
+              <m:rPr>
+                <m:sty m:val="p"/>
+              </m:rPr>
+              <m:t>?</m:t>
+            </m:r>
+          </m:den>
+        </m:f>
+      </m:oMath>
+    </w:p>
+    <w:p>
+      <w:pPr>
+        <w:pStyle w:val="BodyText"/>
+      </w:pPr>
+      <w:r>
+        <w:t xml:space="preserve">2.8.</w:t>
+      </w:r>
+      <w:r>
+        <w:t xml:space="preserve"> </w:t>
+      </w:r>
+      <m:oMath>
+        <m:r>
+          <m:t> </m:t>
+        </m:r>
+        <m:f>
+          <m:fPr>
+            <m:type m:val="bar"/>
+          </m:fPr>
+          <m:num>
+            <m:r>
+              <m:t>x</m:t>
+            </m:r>
+          </m:num>
+          <m:den>
+            <m:r>
+              <m:t>x</m:t>
+            </m:r>
+            <m:r>
+              <m:rPr>
+                <m:sty m:val="p"/>
+              </m:rPr>
+              <m:t>−</m:t>
+            </m:r>
+            <m:r>
+              <m:t>4</m:t>
+            </m:r>
+          </m:den>
+        </m:f>
+        <m:r>
+          <m:rPr>
+            <m:sty m:val="p"/>
+          </m:rPr>
+          <m:t>=</m:t>
+        </m:r>
+        <m:f>
+          <m:fPr>
+            <m:type m:val="bar"/>
+          </m:fPr>
+          <m:num>
+            <m:r>
+              <m:rPr>
+                <m:sty m:val="p"/>
+              </m:rPr>
+              <m:t>?</m:t>
+            </m:r>
+          </m:num>
+          <m:den>
+            <m:r>
+              <m:t>3</m:t>
+            </m:r>
+            <m:r>
+              <m:rPr>
+                <m:sty m:val="p"/>
+              </m:rPr>
+              <m:t>(</m:t>
+            </m:r>
+            <m:r>
+              <m:t>x</m:t>
+            </m:r>
+            <m:r>
+              <m:rPr>
+                <m:sty m:val="p"/>
+              </m:rPr>
+              <m:t>−</m:t>
+            </m:r>
+            <m:r>
+              <m:t>4</m:t>
+            </m:r>
+            <m:r>
+              <m:rPr>
+                <m:sty m:val="p"/>
+              </m:rPr>
+              <m:t>)</m:t>
+            </m:r>
+          </m:den>
+        </m:f>
+      </m:oMath>
+    </w:p>
+    <w:p>
+      <w:pPr>
+        <w:pStyle w:val="BodyText"/>
+      </w:pPr>
+      <w:r>
+        <w:t xml:space="preserve">2.9.</w:t>
+      </w:r>
+      <w:r>
+        <w:t xml:space="preserve"> </w:t>
+      </w:r>
+      <m:oMath>
+        <m:r>
+          <m:t> </m:t>
+        </m:r>
+        <m:f>
+          <m:fPr>
+            <m:type m:val="bar"/>
+          </m:fPr>
+          <m:num>
+            <m:r>
+              <m:t>x</m:t>
+            </m:r>
+            <m:r>
+              <m:rPr>
+                <m:sty m:val="p"/>
+              </m:rPr>
+              <m:t>+</m:t>
+            </m:r>
+            <m:r>
+              <m:t>5</m:t>
+            </m:r>
+          </m:num>
+          <m:den>
+            <m:r>
+              <m:t>2</m:t>
+            </m:r>
+            <m:r>
+              <m:t>x</m:t>
+            </m:r>
+          </m:den>
+        </m:f>
+        <m:r>
+          <m:rPr>
+            <m:sty m:val="p"/>
+          </m:rPr>
+          <m:t>=</m:t>
+        </m:r>
+        <m:f>
+          <m:fPr>
+            <m:type m:val="bar"/>
+          </m:fPr>
+          <m:num>
+            <m:r>
+              <m:t>3</m:t>
+            </m:r>
+            <m:r>
+              <m:rPr>
+                <m:sty m:val="p"/>
+              </m:rPr>
+              <m:t>(</m:t>
+            </m:r>
+            <m:r>
+              <m:t>x</m:t>
+            </m:r>
+            <m:r>
+              <m:rPr>
+                <m:sty m:val="p"/>
+              </m:rPr>
+              <m:t>+</m:t>
+            </m:r>
+            <m:r>
+              <m:t>5</m:t>
+            </m:r>
+            <m:r>
+              <m:rPr>
+                <m:sty m:val="p"/>
+              </m:rPr>
+              <m:t>)</m:t>
+            </m:r>
+          </m:num>
+          <m:den>
+            <m:r>
+              <m:rPr>
+                <m:sty m:val="p"/>
+              </m:rPr>
+              <m:t>?</m:t>
+            </m:r>
+          </m:den>
+        </m:f>
+      </m:oMath>
+    </w:p>
+    <w:p>
+      <w:pPr>
+        <w:pStyle w:val="BodyText"/>
+      </w:pPr>
+      <w:r>
+        <w:t xml:space="preserve">2.10.</w:t>
+      </w:r>
+      <w:r>
+        <w:t xml:space="preserve"> </w:t>
+      </w:r>
+      <m:oMath>
+        <m:r>
+          <m:t> </m:t>
+        </m:r>
+        <m:f>
+          <m:fPr>
+            <m:type m:val="bar"/>
+          </m:fPr>
+          <m:num>
+            <m:r>
+              <m:t>2</m:t>
+            </m:r>
+            <m:r>
+              <m:t>z</m:t>
+            </m:r>
+            <m:r>
+              <m:rPr>
+                <m:sty m:val="p"/>
+              </m:rPr>
+              <m:t>−</m:t>
+            </m:r>
+            <m:r>
+              <m:t>1</m:t>
+            </m:r>
+          </m:num>
+          <m:den>
+            <m:r>
+              <m:t>z</m:t>
+            </m:r>
+            <m:r>
+              <m:rPr>
+                <m:sty m:val="p"/>
+              </m:rPr>
+              <m:t>+</m:t>
+            </m:r>
+            <m:r>
+              <m:t>3</m:t>
+            </m:r>
+          </m:den>
+        </m:f>
+        <m:r>
+          <m:rPr>
+            <m:sty m:val="p"/>
+          </m:rPr>
+          <m:t>=</m:t>
+        </m:r>
+        <m:f>
+          <m:fPr>
+            <m:type m:val="bar"/>
+          </m:fPr>
+          <m:num>
+            <m:r>
+              <m:rPr>
+                <m:sty m:val="p"/>
+              </m:rPr>
+              <m:t>?</m:t>
+            </m:r>
+          </m:num>
+          <m:den>
+            <m:r>
+              <m:t>3</m:t>
+            </m:r>
+            <m:r>
+              <m:rPr>
+                <m:sty m:val="p"/>
+              </m:rPr>
+              <m:t>(</m:t>
+            </m:r>
+            <m:r>
+              <m:t>z</m:t>
+            </m:r>
+            <m:r>
+              <m:rPr>
+                <m:sty m:val="p"/>
+              </m:rPr>
+              <m:t>+</m:t>
+            </m:r>
+            <m:r>
+              <m:t>3</m:t>
+            </m:r>
+            <m:r>
+              <m:rPr>
+                <m:sty m:val="p"/>
+              </m:rPr>
+              <m:t>)</m:t>
+            </m:r>
+          </m:den>
+        </m:f>
+      </m:oMath>
+    </w:p>
+    <w:p>
+      <w:pPr>
+        <w:pStyle w:val="BodyText"/>
+      </w:pPr>
+      <w:r>
+        <w:t xml:space="preserve">2.11.</w:t>
+      </w:r>
+      <w:r>
+        <w:t xml:space="preserve"> </w:t>
+      </w:r>
+      <m:oMath>
+        <m:r>
+          <m:t> </m:t>
+        </m:r>
+        <m:f>
+          <m:fPr>
+            <m:type m:val="bar"/>
+          </m:fPr>
+          <m:num>
+            <m:r>
+              <m:t>3</m:t>
+            </m:r>
+          </m:num>
+          <m:den>
+            <m:r>
+              <m:t>x</m:t>
+            </m:r>
+          </m:den>
+        </m:f>
+        <m:r>
+          <m:rPr>
+            <m:sty m:val="p"/>
+          </m:rPr>
+          <m:t>=</m:t>
+        </m:r>
+        <m:f>
+          <m:fPr>
+            <m:type m:val="bar"/>
+          </m:fPr>
+          <m:num>
+            <m:r>
+              <m:t>3</m:t>
+            </m:r>
+            <m:r>
+              <m:rPr>
+                <m:sty m:val="p"/>
+              </m:rPr>
+              <m:t>(</m:t>
+            </m:r>
+            <m:r>
+              <m:t>x</m:t>
+            </m:r>
+            <m:r>
+              <m:rPr>
+                <m:sty m:val="p"/>
+              </m:rPr>
+              <m:t>+</m:t>
+            </m:r>
+            <m:r>
+              <m:t>1</m:t>
+            </m:r>
+            <m:r>
+              <m:rPr>
+                <m:sty m:val="p"/>
+              </m:rPr>
+              <m:t>)</m:t>
+            </m:r>
+          </m:num>
+          <m:den>
+            <m:r>
+              <m:rPr>
+                <m:sty m:val="p"/>
+              </m:rPr>
+              <m:t>?</m:t>
+            </m:r>
+          </m:den>
+        </m:f>
+      </m:oMath>
+    </w:p>
+    <w:p>
+      <w:pPr>
+        <w:pStyle w:val="BodyText"/>
+      </w:pPr>
+      <w:r>
+        <w:t xml:space="preserve">2.12.</w:t>
+      </w:r>
+      <w:r>
+        <w:t xml:space="preserve"> </w:t>
+      </w:r>
+      <m:oMath>
+        <m:r>
+          <m:t> </m:t>
+        </m:r>
+        <m:f>
+          <m:fPr>
+            <m:type m:val="bar"/>
+          </m:fPr>
+          <m:num>
+            <m:r>
+              <m:t>r</m:t>
+            </m:r>
+          </m:num>
+          <m:den>
+            <m:r>
+              <m:t>r</m:t>
+            </m:r>
+            <m:r>
+              <m:rPr>
+                <m:sty m:val="p"/>
+              </m:rPr>
+              <m:t>−</m:t>
+            </m:r>
+            <m:r>
+              <m:t>2</m:t>
+            </m:r>
+          </m:den>
+        </m:f>
+        <m:r>
+          <m:rPr>
+            <m:sty m:val="p"/>
+          </m:rPr>
+          <m:t>=</m:t>
+        </m:r>
+        <m:f>
+          <m:fPr>
+            <m:type m:val="bar"/>
+          </m:fPr>
+          <m:num>
+            <m:r>
+              <m:t>r</m:t>
+            </m:r>
+            <m:r>
+              <m:rPr>
+                <m:sty m:val="p"/>
+              </m:rPr>
+              <m:t>(</m:t>
+            </m:r>
+            <m:r>
+              <m:t>r</m:t>
+            </m:r>
+            <m:r>
+              <m:rPr>
+                <m:sty m:val="p"/>
+              </m:rPr>
+              <m:t>+</m:t>
+            </m:r>
+            <m:r>
+              <m:t>3</m:t>
+            </m:r>
+            <m:r>
+              <m:rPr>
+                <m:sty m:val="p"/>
+              </m:rPr>
+              <m:t>)</m:t>
+            </m:r>
+          </m:num>
+          <m:den>
+            <m:r>
+              <m:rPr>
+                <m:sty m:val="p"/>
+              </m:rPr>
+              <m:t>?</m:t>
+            </m:r>
+          </m:den>
+        </m:f>
+      </m:oMath>
+    </w:p>
+    <w:p>
+      <w:pPr>
+        <w:pStyle w:val="BodyText"/>
+      </w:pPr>
+      <w:r>
+        <w:t xml:space="preserve">2.13.</w:t>
+      </w:r>
+      <w:r>
+        <w:t xml:space="preserve"> </w:t>
+      </w:r>
+      <m:oMath>
+        <m:r>
+          <m:t> </m:t>
+        </m:r>
+        <m:f>
+          <m:fPr>
+            <m:type m:val="bar"/>
+          </m:fPr>
+          <m:num>
+            <m:r>
+              <m:t>4</m:t>
+            </m:r>
+            <m:r>
+              <m:t>x</m:t>
+            </m:r>
+          </m:num>
+          <m:den>
+            <m:r>
+              <m:t>x</m:t>
+            </m:r>
+            <m:r>
+              <m:rPr>
+                <m:sty m:val="p"/>
+              </m:rPr>
+              <m:t>+</m:t>
+            </m:r>
+            <m:r>
+              <m:t>1</m:t>
+            </m:r>
+          </m:den>
+        </m:f>
+        <m:r>
+          <m:rPr>
+            <m:sty m:val="p"/>
+          </m:rPr>
+          <m:t>=</m:t>
+        </m:r>
+        <m:f>
+          <m:fPr>
+            <m:type m:val="bar"/>
+          </m:fPr>
+          <m:num>
+            <m:r>
+              <m:rPr>
+                <m:sty m:val="p"/>
+              </m:rPr>
+              <m:t>?</m:t>
+            </m:r>
+          </m:num>
+          <m:den>
+            <m:r>
+              <m:rPr>
+                <m:sty m:val="p"/>
+              </m:rPr>
+              <m:t>(</m:t>
+            </m:r>
+            <m:r>
+              <m:t>x</m:t>
+            </m:r>
+            <m:r>
+              <m:rPr>
+                <m:sty m:val="p"/>
+              </m:rPr>
+              <m:t>+</m:t>
+            </m:r>
+            <m:r>
+              <m:t>1</m:t>
+            </m:r>
+            <m:sSup>
               <m:e>
-                <m:r>
-                  <m:t>x</m:t>
-                </m:r>
                 <m:r>
                   <m:rPr>
                     <m:sty m:val="p"/>
                   </m:rPr>
-                  <m:t>+</m:t>
+                  <m:t>)</m:t>
                 </m:r>
-                <m:r>
-                  <m:t>2</m:t>
-                </m:r>
-              </m:e>
-            </m:d>
-          </m:den>
-        </m:f>
-      </m:oMath>
-    </w:p>
-    <w:p>
-      <w:pPr>
-        <w:pStyle w:val="BodyText"/>
-      </w:pPr>
-      <w:r>
-        <w:t xml:space="preserve">2.6.</w:t>
-      </w:r>
-      <w:r>
-        <w:t xml:space="preserve"> </w:t>
-      </w:r>
-      <m:oMath>
-        <m:r>
-          <m:t> </m:t>
-        </m:r>
-        <m:f>
-          <m:fPr>
-            <m:type m:val="bar"/>
-          </m:fPr>
-          <m:num>
-            <m:r>
-              <m:t>t</m:t>
-            </m:r>
-            <m:r>
-              <m:rPr>
-                <m:sty m:val="p"/>
-              </m:rPr>
-              <m:t>−</m:t>
-            </m:r>
-            <m:r>
-              <m:t>3</m:t>
-            </m:r>
-          </m:num>
-          <m:den>
-            <m:r>
-              <m:t>t</m:t>
-            </m:r>
-          </m:den>
-        </m:f>
-        <m:r>
-          <m:rPr>
-            <m:sty m:val="p"/>
-          </m:rPr>
-          <m:t>=</m:t>
-        </m:r>
-        <m:f>
-          <m:fPr>
-            <m:type m:val="bar"/>
-          </m:fPr>
-          <m:num>
-            <m:r>
-              <m:rPr>
-                <m:sty m:val="p"/>
-              </m:rPr>
-              <m:t>?</m:t>
-            </m:r>
-          </m:num>
-          <m:den>
-            <m:r>
-              <m:t>2</m:t>
-            </m:r>
-            <m:r>
-              <m:t>t</m:t>
-            </m:r>
-          </m:den>
-        </m:f>
-      </m:oMath>
-    </w:p>
-    <w:p>
-      <w:pPr>
-        <w:pStyle w:val="BodyText"/>
-      </w:pPr>
-      <w:r>
-        <w:t xml:space="preserve">2.7.</w:t>
-      </w:r>
-      <w:r>
-        <w:t xml:space="preserve"> </w:t>
-      </w:r>
-      <m:oMath>
-        <m:r>
-          <m:t> </m:t>
-        </m:r>
-        <m:f>
-          <m:fPr>
-            <m:type m:val="bar"/>
-          </m:fPr>
-          <m:num>
-            <m:r>
-              <m:t>4</m:t>
-            </m:r>
-          </m:num>
-          <m:den>
-            <m:r>
-              <m:t>y</m:t>
-            </m:r>
-            <m:r>
-              <m:rPr>
-                <m:sty m:val="p"/>
-              </m:rPr>
-              <m:t>−</m:t>
-            </m:r>
-            <m:r>
-              <m:t>1</m:t>
-            </m:r>
-          </m:den>
-        </m:f>
-        <m:r>
-          <m:rPr>
-            <m:sty m:val="p"/>
-          </m:rPr>
-          <m:t>=</m:t>
-        </m:r>
-        <m:f>
-          <m:fPr>
-            <m:type m:val="bar"/>
-          </m:fPr>
-          <m:num>
-            <m:r>
-              <m:t>12</m:t>
-            </m:r>
-          </m:num>
-          <m:den>
-            <m:r>
-              <m:rPr>
-                <m:sty m:val="p"/>
-              </m:rPr>
-              <m:t>?</m:t>
-            </m:r>
-          </m:den>
-        </m:f>
-      </m:oMath>
-    </w:p>
-    <w:p>
-      <w:pPr>
-        <w:pStyle w:val="BodyText"/>
-      </w:pPr>
-      <w:r>
-        <w:t xml:space="preserve">2.8.</w:t>
-      </w:r>
-      <w:r>
-        <w:t xml:space="preserve"> </w:t>
-      </w:r>
-      <m:oMath>
-        <m:r>
-          <m:t> </m:t>
-        </m:r>
-        <m:f>
-          <m:fPr>
-            <m:type m:val="bar"/>
-          </m:fPr>
-          <m:num>
-            <m:r>
-              <m:t>x</m:t>
-            </m:r>
-          </m:num>
-          <m:den>
-            <m:r>
-              <m:t>x</m:t>
-            </m:r>
-            <m:r>
-              <m:rPr>
-                <m:sty m:val="p"/>
-              </m:rPr>
-              <m:t>−</m:t>
-            </m:r>
-            <m:r>
-              <m:t>4</m:t>
-            </m:r>
-          </m:den>
-        </m:f>
-        <m:r>
-          <m:rPr>
-            <m:sty m:val="p"/>
-          </m:rPr>
-          <m:t>=</m:t>
-        </m:r>
-        <m:f>
-          <m:fPr>
-            <m:type m:val="bar"/>
-          </m:fPr>
-          <m:num>
-            <m:r>
-              <m:rPr>
-                <m:sty m:val="p"/>
-              </m:rPr>
-              <m:t>?</m:t>
-            </m:r>
-          </m:num>
-          <m:den>
-            <m:r>
-              <m:t>3</m:t>
-            </m:r>
-            <m:d>
-              <m:dPr>
-                <m:begChr m:val="("/>
-                <m:sepChr m:val=""/>
-                <m:endChr m:val=")"/>
-                <m:grow/>
-              </m:dPr>
-              <m:e>
-                <m:r>
-                  <m:t>x</m:t>
-                </m:r>
-                <m:r>
-                  <m:rPr>
-                    <m:sty m:val="p"/>
-                  </m:rPr>
-                  <m:t>−</m:t>
-                </m:r>
-                <m:r>
-                  <m:t>4</m:t>
-                </m:r>
-              </m:e>
-            </m:d>
-          </m:den>
-        </m:f>
-      </m:oMath>
-    </w:p>
-    <w:p>
-      <w:pPr>
-        <w:pStyle w:val="BodyText"/>
-      </w:pPr>
-      <w:r>
-        <w:t xml:space="preserve">2.9.</w:t>
-      </w:r>
-      <w:r>
-        <w:t xml:space="preserve"> </w:t>
-      </w:r>
-      <m:oMath>
-        <m:r>
-          <m:t> </m:t>
-        </m:r>
-        <m:f>
-          <m:fPr>
-            <m:type m:val="bar"/>
-          </m:fPr>
-          <m:num>
-            <m:r>
-              <m:t>x</m:t>
-            </m:r>
-            <m:r>
-              <m:rPr>
-                <m:sty m:val="p"/>
-              </m:rPr>
-              <m:t>+</m:t>
-            </m:r>
-            <m:r>
-              <m:t>5</m:t>
-            </m:r>
-          </m:num>
-          <m:den>
-            <m:r>
-              <m:t>2</m:t>
-            </m:r>
-            <m:r>
-              <m:t>x</m:t>
-            </m:r>
-          </m:den>
-        </m:f>
-        <m:r>
-          <m:rPr>
-            <m:sty m:val="p"/>
-          </m:rPr>
-          <m:t>=</m:t>
-        </m:r>
-        <m:f>
-          <m:fPr>
-            <m:type m:val="bar"/>
-          </m:fPr>
-          <m:num>
-            <m:r>
-              <m:t>3</m:t>
-            </m:r>
-            <m:d>
-              <m:dPr>
-                <m:begChr m:val="("/>
-                <m:sepChr m:val=""/>
-                <m:endChr m:val=")"/>
-                <m:grow/>
-              </m:dPr>
-              <m:e>
-                <m:r>
-                  <m:t>x</m:t>
-                </m:r>
-                <m:r>
-                  <m:rPr>
-                    <m:sty m:val="p"/>
-                  </m:rPr>
-                  <m:t>+</m:t>
-                </m:r>
-                <m:r>
-                  <m:t>5</m:t>
-                </m:r>
-              </m:e>
-            </m:d>
-          </m:num>
-          <m:den>
-            <m:r>
-              <m:rPr>
-                <m:sty m:val="p"/>
-              </m:rPr>
-              <m:t>?</m:t>
-            </m:r>
-          </m:den>
-        </m:f>
-      </m:oMath>
-    </w:p>
-    <w:p>
-      <w:pPr>
-        <w:pStyle w:val="BodyText"/>
-      </w:pPr>
-      <w:r>
-        <w:t xml:space="preserve">2.10.</w:t>
-      </w:r>
-      <w:r>
-        <w:t xml:space="preserve"> </w:t>
-      </w:r>
-      <m:oMath>
-        <m:r>
-          <m:t> </m:t>
-        </m:r>
-        <m:f>
-          <m:fPr>
-            <m:type m:val="bar"/>
-          </m:fPr>
-          <m:num>
-            <m:r>
-              <m:t>2</m:t>
-            </m:r>
-            <m:r>
-              <m:t>z</m:t>
-            </m:r>
-            <m:r>
-              <m:rPr>
-                <m:sty m:val="p"/>
-              </m:rPr>
-              <m:t>−</m:t>
-            </m:r>
-            <m:r>
-              <m:t>1</m:t>
-            </m:r>
-          </m:num>
-          <m:den>
-            <m:r>
-              <m:t>z</m:t>
-            </m:r>
-            <m:r>
-              <m:rPr>
-                <m:sty m:val="p"/>
-              </m:rPr>
-              <m:t>+</m:t>
-            </m:r>
-            <m:r>
-              <m:t>3</m:t>
-            </m:r>
-          </m:den>
-        </m:f>
-        <m:r>
-          <m:rPr>
-            <m:sty m:val="p"/>
-          </m:rPr>
-          <m:t>=</m:t>
-        </m:r>
-        <m:f>
-          <m:fPr>
-            <m:type m:val="bar"/>
-          </m:fPr>
-          <m:num>
-            <m:r>
-              <m:rPr>
-                <m:sty m:val="p"/>
-              </m:rPr>
-              <m:t>?</m:t>
-            </m:r>
-          </m:num>
-          <m:den>
-            <m:r>
-              <m:t>3</m:t>
-            </m:r>
-            <m:d>
-              <m:dPr>
-                <m:begChr m:val="("/>
-                <m:sepChr m:val=""/>
-                <m:endChr m:val=")"/>
-                <m:grow/>
-              </m:dPr>
-              <m:e>
-                <m:r>
-                  <m:t>z</m:t>
-                </m:r>
-                <m:r>
-                  <m:rPr>
-                    <m:sty m:val="p"/>
-                  </m:rPr>
-                  <m:t>+</m:t>
-                </m:r>
-                <m:r>
-                  <m:t>3</m:t>
-                </m:r>
-              </m:e>
-            </m:d>
-          </m:den>
-        </m:f>
-      </m:oMath>
-    </w:p>
-    <w:p>
-      <w:pPr>
-        <w:pStyle w:val="BodyText"/>
-      </w:pPr>
-      <w:r>
-        <w:t xml:space="preserve">2.11.</w:t>
-      </w:r>
-      <w:r>
-        <w:t xml:space="preserve"> </w:t>
-      </w:r>
-      <m:oMath>
-        <m:r>
-          <m:t> </m:t>
-        </m:r>
-        <m:f>
-          <m:fPr>
-            <m:type m:val="bar"/>
-          </m:fPr>
-          <m:num>
-            <m:r>
-              <m:t>3</m:t>
-            </m:r>
-          </m:num>
-          <m:den>
-            <m:r>
-              <m:t>x</m:t>
-            </m:r>
-          </m:den>
-        </m:f>
-        <m:r>
-          <m:rPr>
-            <m:sty m:val="p"/>
-          </m:rPr>
-          <m:t>=</m:t>
-        </m:r>
-        <m:f>
-          <m:fPr>
-            <m:type m:val="bar"/>
-          </m:fPr>
-          <m:num>
-            <m:r>
-              <m:t>3</m:t>
-            </m:r>
-            <m:d>
-              <m:dPr>
-                <m:begChr m:val="("/>
-                <m:sepChr m:val=""/>
-                <m:endChr m:val=")"/>
-                <m:grow/>
-              </m:dPr>
-              <m:e>
-                <m:r>
-                  <m:t>x</m:t>
-                </m:r>
-                <m:r>
-                  <m:rPr>
-                    <m:sty m:val="p"/>
-                  </m:rPr>
-                  <m:t>+</m:t>
-                </m:r>
-                <m:r>
-                  <m:t>1</m:t>
-                </m:r>
-              </m:e>
-            </m:d>
-          </m:num>
-          <m:den>
-            <m:r>
-              <m:rPr>
-                <m:sty m:val="p"/>
-              </m:rPr>
-              <m:t>?</m:t>
-            </m:r>
-          </m:den>
-        </m:f>
-      </m:oMath>
-    </w:p>
-    <w:p>
-      <w:pPr>
-        <w:pStyle w:val="BodyText"/>
-      </w:pPr>
-      <w:r>
-        <w:t xml:space="preserve">2.12.</w:t>
-      </w:r>
-      <w:r>
-        <w:t xml:space="preserve"> </w:t>
-      </w:r>
-      <m:oMath>
-        <m:r>
-          <m:t> </m:t>
-        </m:r>
-        <m:f>
-          <m:fPr>
-            <m:type m:val="bar"/>
-          </m:fPr>
-          <m:num>
-            <m:r>
-              <m:t>r</m:t>
-            </m:r>
-          </m:num>
-          <m:den>
-            <m:r>
-              <m:t>r</m:t>
-            </m:r>
-            <m:r>
-              <m:rPr>
-                <m:sty m:val="p"/>
-              </m:rPr>
-              <m:t>−</m:t>
-            </m:r>
-            <m:r>
-              <m:t>2</m:t>
-            </m:r>
-          </m:den>
-        </m:f>
-        <m:r>
-          <m:rPr>
-            <m:sty m:val="p"/>
-          </m:rPr>
-          <m:t>=</m:t>
-        </m:r>
-        <m:f>
-          <m:fPr>
-            <m:type m:val="bar"/>
-          </m:fPr>
-          <m:num>
-            <m:r>
-              <m:t>r</m:t>
-            </m:r>
-            <m:d>
-              <m:dPr>
-                <m:begChr m:val="("/>
-                <m:sepChr m:val=""/>
-                <m:endChr m:val=")"/>
-                <m:grow/>
-              </m:dPr>
-              <m:e>
-                <m:r>
-                  <m:t>r</m:t>
-                </m:r>
-                <m:r>
-                  <m:rPr>
-                    <m:sty m:val="p"/>
-                  </m:rPr>
-                  <m:t>+</m:t>
-                </m:r>
-                <m:r>
-                  <m:t>3</m:t>
-                </m:r>
-              </m:e>
-            </m:d>
-          </m:num>
-          <m:den>
-            <m:r>
-              <m:rPr>
-                <m:sty m:val="p"/>
-              </m:rPr>
-              <m:t>?</m:t>
-            </m:r>
-          </m:den>
-        </m:f>
-      </m:oMath>
-    </w:p>
-    <w:p>
-      <w:pPr>
-        <w:pStyle w:val="BodyText"/>
-      </w:pPr>
-      <w:r>
-        <w:t xml:space="preserve">2.13.</w:t>
-      </w:r>
-      <w:r>
-        <w:t xml:space="preserve"> </w:t>
-      </w:r>
-      <m:oMath>
-        <m:r>
-          <m:t> </m:t>
-        </m:r>
-        <m:f>
-          <m:fPr>
-            <m:type m:val="bar"/>
-          </m:fPr>
-          <m:num>
-            <m:r>
-              <m:t>4</m:t>
-            </m:r>
-            <m:r>
-              <m:t>x</m:t>
-            </m:r>
-          </m:num>
-          <m:den>
-            <m:r>
-              <m:t>x</m:t>
-            </m:r>
-            <m:r>
-              <m:rPr>
-                <m:sty m:val="p"/>
-              </m:rPr>
-              <m:t>+</m:t>
-            </m:r>
-            <m:r>
-              <m:t>1</m:t>
-            </m:r>
-          </m:den>
-        </m:f>
-        <m:r>
-          <m:rPr>
-            <m:sty m:val="p"/>
-          </m:rPr>
-          <m:t>=</m:t>
-        </m:r>
-        <m:f>
-          <m:fPr>
-            <m:type m:val="bar"/>
-          </m:fPr>
-          <m:num>
-            <m:r>
-              <m:rPr>
-                <m:sty m:val="p"/>
-              </m:rPr>
-              <m:t>?</m:t>
-            </m:r>
-          </m:num>
-          <m:den>
-            <m:sSup>
-              <m:e>
-                <m:d>
-                  <m:dPr>
-                    <m:begChr m:val="("/>
-                    <m:sepChr m:val=""/>
-                    <m:endChr m:val=")"/>
-                    <m:grow/>
-                  </m:dPr>
-                  <m:e>
-                    <m:r>
-                      <m:t>x</m:t>
-                    </m:r>
-                    <m:r>
-                      <m:rPr>
-                        <m:sty m:val="p"/>
-                      </m:rPr>
-                      <m:t>+</m:t>
-                    </m:r>
-                    <m:r>
-                      <m:t>1</m:t>
-                    </m:r>
-                  </m:e>
-                </m:d>
               </m:e>
               <m:sup>
                 <m:r>
@@ -1998,34 +2024,36 @@
             <m:r>
               <m:t>2</m:t>
             </m:r>
-            <m:d>
-              <m:dPr>
-                <m:begChr m:val="("/>
-                <m:sepChr m:val=""/>
-                <m:endChr m:val=")"/>
-                <m:grow/>
-              </m:dPr>
-              <m:e>
-                <m:r>
-                  <m:t>z</m:t>
-                </m:r>
-                <m:r>
-                  <m:rPr>
-                    <m:sty m:val="p"/>
-                  </m:rPr>
-                  <m:t>+</m:t>
-                </m:r>
-                <m:r>
-                  <m:t>2</m:t>
-                </m:r>
-              </m:e>
-            </m:d>
+            <m:r>
+              <m:rPr>
+                <m:sty m:val="p"/>
+              </m:rPr>
+              <m:t>(</m:t>
+            </m:r>
+            <m:r>
+              <m:t>z</m:t>
+            </m:r>
+            <m:r>
+              <m:rPr>
+                <m:sty m:val="p"/>
+              </m:rPr>
+              <m:t>+</m:t>
+            </m:r>
+            <m:r>
+              <m:t>2</m:t>
+            </m:r>
+            <m:r>
+              <m:rPr>
+                <m:sty m:val="p"/>
+              </m:rPr>
+              <m:t>)</m:t>
+            </m:r>
           </m:den>
         </m:f>
       </m:oMath>
     </w:p>
-    <w:bookmarkEnd w:id="23"/>
-    <w:bookmarkStart w:id="25" w:name="q3"/>
+    <w:bookmarkEnd w:id="12"/>
+    <w:bookmarkStart w:id="14" w:name="q3"/>
     <w:p>
       <w:pPr>
         <w:pStyle w:val="Heading2"/>
@@ -2956,7 +2984,7 @@
       <w:pPr>
         <w:pStyle w:val="FirstParagraph"/>
       </w:pPr>
-      <w:hyperlink r:id="rId24">
+      <w:hyperlink r:id="rId13">
         <w:r>
           <w:rPr>
             <w:rStyle w:val="Hyperlink"/>
@@ -2972,8 +3000,8 @@
         </w:pict>
       </w:r>
     </w:p>
-    <w:bookmarkEnd w:id="25"/>
-    <w:bookmarkStart w:id="27" w:name="version-history-and-licensing"/>
+    <w:bookmarkEnd w:id="14"/>
+    <w:bookmarkStart w:id="16" w:name="version-history-and-licensing"/>
     <w:p>
       <w:pPr>
         <w:pStyle w:val="Heading2"/>
@@ -2994,7 +3022,7 @@
       <w:pPr>
         <w:pStyle w:val="BodyText"/>
       </w:pPr>
-      <w:hyperlink r:id="rId26">
+      <w:hyperlink r:id="rId15">
         <w:r>
           <w:rPr>
             <w:rStyle w:val="Hyperlink"/>
@@ -3003,7 +3031,7 @@
         </w:r>
       </w:hyperlink>
     </w:p>
-    <w:bookmarkEnd w:id="27"/>
+    <w:bookmarkEnd w:id="16"/>
     <w:sectPr>
       <w:pgSz w:h="15840" w:w="12240"/>
       <w:pgMar w:bottom="1440" w:footer="720" w:gutter="0" w:header="720" w:left="1440" w:right="1440" w:top="1440"/>
